--- a/test/package-of-documents/Подання D7.docx
+++ b/test/package-of-documents/Подання D7.docx
@@ -232,7 +232,7 @@
           <w:rFonts w:ascii="Times New Roman" w:hAnsi="Times New Roman"/>
           <w:sz w:val="28"/>
         </w:rPr>
-        <w:t>першого</w:t>
+        <w:t>другого</w:t>
       </w:r>
       <w:proofErr w:type="spellEnd"/>
       <w:proofErr w:type="spellStart"/>
@@ -250,7 +250,7 @@
           <w:rFonts w:ascii="Times New Roman" w:hAnsi="Times New Roman"/>
           <w:sz w:val="28"/>
         </w:rPr>
-        <w:t>2025-2026</w:t>
+        <w:t>2024-2025</w:t>
       </w:r>
       <w:proofErr w:type="spellEnd"/>
       <w:r>
